--- a/paper/manuscript_v35.docx
+++ b/paper/manuscript_v35.docx
@@ -159,7 +159,7 @@
         <w:t xml:space="preserve">Objective</w:t>
       </w:r>
       <w:r>
-        <w:t xml:space="preserve">: To develop and evaluate the bias fraction (BF), a bounded credibility metric that quantifies the share of systematic bias in the total signal of a calibrated observational effect estimate.</w:t>
+        <w:t xml:space="preserve">: To develop and evaluate the bias fraction (BF), a new bounded credibility metric proposed in this work that quantifies the share of systematic bias in the total signal of a calibrated observational effect estimate.</w:t>
       </w:r>
     </w:p>
     <w:p>
@@ -717,7 +717,7 @@
         <w:pStyle w:val="BodyText"/>
       </w:pPr>
       <w:r>
-        <w:t xml:space="preserve">This paper proposes such a quantity, the bias fraction (BF). For an observational estimate whose systematic bias is estimated from negative controls, BF reports the share of the total calibrated signal, bias plus residual effect, that is attributable to bias. The OHDSI empirical calibration pipeline already produces both components of BF as intermediate quantities; what has been missing is the bounded ratio itself, together with interpretation zones and an evaluation of its operating characteristics. BF carries two advantages over reporting the two components separately. It is scale-invariant, so values are comparable across studies with different effect sizes, and it condenses the bias-to-effect relationship into one number, in the way the E-value condenses a sensitivity analysis</w:t>
+        <w:t xml:space="preserve">This paper proposes such a quantity, the bias fraction (BF). For an observational estimate whose systematic bias is estimated from negative controls, BF reports the share of the total calibrated signal, bias plus residual effect, that is attributable to bias. The OHDSI empirical calibration pipeline already produces both components of BF as intermediate quantities; what has been missing is the bounded ratio itself, together with interpretation zones and an evaluation of its operating characteristics. Supplying these is the contribution of this work. BF carries two advantages over reporting the two components separately. It is scale-invariant, so values are comparable across studies with different effect sizes, and it condenses the bias-to-effect relationship into one number, in the way the E-value condenses a sensitivity analysis</w:t>
       </w:r>
       <w:r>
         <w:rPr>
@@ -726,7 +726,7 @@
         <w:t xml:space="preserve">12</w:t>
       </w:r>
       <w:r>
-        <w:t xml:space="preserve">. The unbounded bias-effect ratio (BER), the reciprocal transformation of BF, is retained as an auxiliary display of the same information.</w:t>
+        <w:t xml:space="preserve">. The unbounded bias-effect ratio (BER), a companion form also introduced by this work and linked to BF through a one-to-one transformation, is retained as an auxiliary display of the same information.</w:t>
       </w:r>
     </w:p>
     <w:p>
@@ -2707,7 +2707,7 @@
         </m:r>
       </m:oMath>
       <w:r>
-        <w:t xml:space="preserve">, carries the same information as BF through the one-to-one transformation</w:t>
+        <w:t xml:space="preserve">, is likewise a metric introduced by this work. It carries the same information as BF through the one-to-one transformation</w:t>
       </w:r>
       <w:r>
         <w:t xml:space="preserve"> </w:t>
@@ -3527,7 +3527,7 @@
         <w:pStyle w:val="FirstParagraph"/>
       </w:pPr>
       <w:r>
-        <w:t xml:space="preserve">BF extends empirical calibration</w:t>
+        <w:t xml:space="preserve">Empirical calibration—the framework developed by Schuemie et al.</w:t>
       </w:r>
       <w:r>
         <w:rPr>
@@ -3539,7 +3539,7 @@
         <w:t xml:space="preserve"> </w:t>
       </w:r>
       <w:r>
-        <w:t xml:space="preserve">by adding a continuous credibility measure to the binary calibrated p-value. The calibrated p-value asks whether there is evidence of an effect after accounting for bias. BF asks how large the estimated bias is relative to the effect that survives calibration. The two answers complement each other (eTable 1).</w:t>
+        <w:t xml:space="preserve">and implemented in the OHDSI EmpiricalCalibration R package—is the pre-existing methodology that this work builds on; it is not a contribution of this paper. The contribution of this paper is the pair of metrics BF and BER, together with the three-zone classification defined on them, which extend that framework by adding a continuous credibility measure to the binary calibrated p-value. The calibrated p-value asks whether there is evidence of an effect after accounting for bias. BF asks how large the estimated bias is relative to the effect that survives calibration. The two answers complement each other (eTable 1).</w:t>
       </w:r>
     </w:p>
     <w:p>
@@ -7599,7 +7599,7 @@
         <w:pStyle w:val="FirstParagraph"/>
       </w:pPr>
       <w:r>
-        <w:t xml:space="preserve">We proposed the bias fraction (BF), a bounded credibility metric derived from negative control calibration, and evaluated it in 336 simulated conditions and one case study. BF answers a question that arises whenever calibration is performed: after accounting for systematic bias, how much of the surviving signal is bias, and how much is effect?</w:t>
+        <w:t xml:space="preserve">We proposed the bias fraction (BF), together with its auxiliary ratio form, the bias-effect ratio (BER), as new credibility metrics built on the pre-existing OHDSI empirical calibration framework, and evaluated them in 336 simulated conditions and one case study. BF answers a question that arises whenever calibration is performed: after accounting for systematic bias, how much of the surviving signal is bias, and how much is effect?</w:t>
       </w:r>
     </w:p>
     <w:p>
@@ -8336,7 +8336,7 @@
         <w:pStyle w:val="FirstParagraph"/>
       </w:pPr>
       <w:r>
-        <w:t xml:space="preserve">The MIMIC-IV database (v2.2) is available through PhysioNet (https://physionet.org/content/mimiciv/) and the MIMIC-IV-ECG extension (v1.0.1) at (https://physionet.org/content/mimic-iv-ecg/1.0.1/) to credentialed users who complete required training in human subjects research. All analysis code for the TMLE estimation, negative control calibration, bias fraction computation, and simulation study is available at https://github.com/zengzhechun/bias-fraction. The EmpiricalCalibration R package is available from CRAN.</w:t>
+        <w:t xml:space="preserve">The MIMIC-IV database (v2.2) is available through PhysioNet (https://physionet.org/content/mimiciv/) and the MIMIC-IV-ECG extension (v1.0.1) at (https://physionet.org/content/mimic-iv-ecg/1.0.1/) to credentialed users who complete required training in human subjects research. All analysis code for the TMLE estimation, negative control calibration, the BF/BER computation proposed in this work, and the simulation study is available at https://github.com/zengzhechun/bias-fraction. The EmpiricalCalibration R package (Schuemie et al.), which supplies the empirical null estimation and calibrated p-value machinery used here but does not include BF or BER, is available from CRAN.</w:t>
       </w:r>
     </w:p>
     <w:bookmarkEnd w:id="51"/>

--- a/paper/manuscript_v35.docx
+++ b/paper/manuscript_v35.docx
@@ -7985,43 +7985,31 @@
         </m:r>
       </m:oMath>
       <w:r>
-        <w:t xml:space="preserve">, the empirical null estimate is too imprecise. We recommend at least 8-10 controls with adequate event counts.</w:t>
-      </w:r>
-    </w:p>
-    <w:p>
-      <w:pPr>
-        <w:pStyle w:val="BodyText"/>
-      </w:pPr>
-      <w:r>
-        <w:rPr>
-          <w:b/>
-          <w:bCs/>
-        </w:rPr>
-        <w:t xml:space="preserve">Non-exchangeable controls.</w:t>
-      </w:r>
-      <w:r>
-        <w:t xml:space="preserve"> </w:t>
-      </w:r>
-      <w:r>
-        <w:t xml:space="preserve">If the negative controls are affected by outcome-specific mechanisms that do not operate on the primary endpoint, the estimated bias distribution will misrepresent the bias affecting the primary analysis.</w:t>
-      </w:r>
-    </w:p>
-    <w:p>
-      <w:pPr>
-        <w:pStyle w:val="BodyText"/>
-      </w:pPr>
-      <w:r>
-        <w:rPr>
-          <w:b/>
-          <w:bCs/>
-        </w:rPr>
-        <w:t xml:space="preserve">Heterogeneous bias directions.</w:t>
-      </w:r>
-      <w:r>
-        <w:t xml:space="preserve"> </w:t>
-      </w:r>
-      <w:r>
-        <w:t xml:space="preserve">The empirical null model assumes the negative controls share a common bias direction. Opposite-direction bias attenuates</w:t>
+        <w:t xml:space="preserve">, the empirical null estimate is too imprecise. We recommend at least 8-10 controls with adequate event counts. The empirical null is fit by maximum likelihood in a hierarchical normal model (γ̂_k ~ N(μ_B, τ̂_k² + σ_B²);</w:t>
+      </w:r>
+      <w:r>
+        <w:t xml:space="preserve"> </w:t>
+      </w:r>
+      <w:r>
+        <w:rPr>
+          <w:rStyle w:val="VerbatimChar"/>
+        </w:rPr>
+        <w:t xml:space="preserve">fitNull</w:t>
+      </w:r>
+      <w:r>
+        <w:t xml:space="preserve"> </w:t>
+      </w:r>
+      <w:r>
+        <w:t xml:space="preserve">of EmpiricalCalibration</w:t>
+      </w:r>
+      <w:r>
+        <w:rPr>
+          <w:vertAlign w:val="superscript"/>
+        </w:rPr>
+        <w:t xml:space="preserve">11</w:t>
+      </w:r>
+      <w:r>
+        <w:t xml:space="preserve">) and the calibrated p-value is computed by plug-in, treating</w:t>
       </w:r>
       <w:r>
         <w:t xml:space="preserve"> </w:t>
@@ -8051,7 +8039,285 @@
         <w:t xml:space="preserve"> </w:t>
       </w:r>
       <w:r>
-        <w:t xml:space="preserve">toward zero, and BF becomes optimistic.</w:t>
+        <w:t xml:space="preserve">and</w:t>
+      </w:r>
+      <w:r>
+        <w:t xml:space="preserve"> </w:t>
+      </w:r>
+      <m:oMath>
+        <m:sSub>
+          <m:e>
+            <m:acc>
+              <m:accPr>
+                <m:chr m:val="̂"/>
+              </m:accPr>
+              <m:e>
+                <m:r>
+                  <m:t>σ</m:t>
+                </m:r>
+              </m:e>
+            </m:acc>
+          </m:e>
+          <m:sub>
+            <m:r>
+              <m:t>B</m:t>
+            </m:r>
+          </m:sub>
+        </m:sSub>
+      </m:oMath>
+      <w:r>
+        <w:t xml:space="preserve"> </w:t>
+      </w:r>
+      <w:r>
+        <w:t xml:space="preserve">as known; with</w:t>
+      </w:r>
+      <w:r>
+        <w:t xml:space="preserve"> </w:t>
+      </w:r>
+      <m:oMath>
+        <m:r>
+          <m:t>K</m:t>
+        </m:r>
+        <m:r>
+          <m:rPr>
+            <m:sty m:val="p"/>
+          </m:rPr>
+          <m:t>=</m:t>
+        </m:r>
+        <m:r>
+          <m:t>12</m:t>
+        </m:r>
+      </m:oMath>
+      <w:r>
+        <w:t xml:space="preserve"> </w:t>
+      </w:r>
+      <w:r>
+        <w:t xml:space="preserve">the uncertainty of these parameters is not negligible. A targeted parametric simulation (2000 replicates per K, using the actual</w:t>
+      </w:r>
+      <w:r>
+        <w:t xml:space="preserve"> </w:t>
+      </w:r>
+      <m:oMath>
+        <m:sSub>
+          <m:e>
+            <m:acc>
+              <m:accPr>
+                <m:chr m:val="̂"/>
+              </m:accPr>
+              <m:e>
+                <m:r>
+                  <m:t>μ</m:t>
+                </m:r>
+              </m:e>
+            </m:acc>
+          </m:e>
+          <m:sub>
+            <m:r>
+              <m:t>B</m:t>
+            </m:r>
+          </m:sub>
+        </m:sSub>
+        <m:r>
+          <m:rPr>
+            <m:sty m:val="p"/>
+          </m:rPr>
+          <m:t>=</m:t>
+        </m:r>
+        <m:r>
+          <m:rPr>
+            <m:sty m:val="p"/>
+          </m:rPr>
+          <m:t>−</m:t>
+        </m:r>
+        <m:r>
+          <m:t>0.190</m:t>
+        </m:r>
+      </m:oMath>
+      <w:r>
+        <w:t xml:space="preserve">,</w:t>
+      </w:r>
+      <w:r>
+        <w:t xml:space="preserve"> </w:t>
+      </w:r>
+      <m:oMath>
+        <m:sSub>
+          <m:e>
+            <m:acc>
+              <m:accPr>
+                <m:chr m:val="̂"/>
+              </m:accPr>
+              <m:e>
+                <m:r>
+                  <m:t>σ</m:t>
+                </m:r>
+              </m:e>
+            </m:acc>
+          </m:e>
+          <m:sub>
+            <m:r>
+              <m:t>B</m:t>
+            </m:r>
+          </m:sub>
+        </m:sSub>
+        <m:r>
+          <m:rPr>
+            <m:sty m:val="p"/>
+          </m:rPr>
+          <m:t>=</m:t>
+        </m:r>
+        <m:r>
+          <m:t>0.068</m:t>
+        </m:r>
+      </m:oMath>
+      <w:r>
+        <w:t xml:space="preserve"> </w:t>
+      </w:r>
+      <w:r>
+        <w:t xml:space="preserve">and the 12 actual control standard errors from this study; full protocol in eAppendix 13) found that the plug-in calibrated p-value’s empirical Type I error at</w:t>
+      </w:r>
+      <w:r>
+        <w:t xml:space="preserve"> </w:t>
+      </w:r>
+      <m:oMath>
+        <m:r>
+          <m:t>α</m:t>
+        </m:r>
+        <m:r>
+          <m:rPr>
+            <m:sty m:val="p"/>
+          </m:rPr>
+          <m:t>=</m:t>
+        </m:r>
+        <m:r>
+          <m:t>0.05</m:t>
+        </m:r>
+      </m:oMath>
+      <w:r>
+        <w:t xml:space="preserve"> </w:t>
+      </w:r>
+      <w:r>
+        <w:t xml:space="preserve">reached 11.4% at</w:t>
+      </w:r>
+      <w:r>
+        <w:t xml:space="preserve"> </w:t>
+      </w:r>
+      <m:oMath>
+        <m:r>
+          <m:t>K</m:t>
+        </m:r>
+        <m:r>
+          <m:rPr>
+            <m:sty m:val="p"/>
+          </m:rPr>
+          <m:t>=</m:t>
+        </m:r>
+        <m:r>
+          <m:t>12</m:t>
+        </m:r>
+      </m:oMath>
+      <w:r>
+        <w:t xml:space="preserve"> </w:t>
+      </w:r>
+      <w:r>
+        <w:t xml:space="preserve">(versus 6.8% at</w:t>
+      </w:r>
+      <w:r>
+        <w:t xml:space="preserve"> </w:t>
+      </w:r>
+      <m:oMath>
+        <m:r>
+          <m:t>K</m:t>
+        </m:r>
+        <m:r>
+          <m:rPr>
+            <m:sty m:val="p"/>
+          </m:rPr>
+          <m:t>=</m:t>
+        </m:r>
+        <m:r>
+          <m:t>45</m:t>
+        </m:r>
+      </m:oMath>
+      <w:r>
+        <w:t xml:space="preserve"> </w:t>
+      </w:r>
+      <w:r>
+        <w:t xml:space="preserve">and 5.4% at</w:t>
+      </w:r>
+      <w:r>
+        <w:t xml:space="preserve"> </w:t>
+      </w:r>
+      <m:oMath>
+        <m:r>
+          <m:t>K</m:t>
+        </m:r>
+        <m:r>
+          <m:rPr>
+            <m:sty m:val="p"/>
+          </m:rPr>
+          <m:t>=</m:t>
+        </m:r>
+        <m:r>
+          <m:t>100</m:t>
+        </m:r>
+      </m:oMath>
+      <w:r>
+        <w:t xml:space="preserve">); a t-predictive reference distribution with</w:t>
+      </w:r>
+      <w:r>
+        <w:t xml:space="preserve"> </w:t>
+      </w:r>
+      <m:oMath>
+        <m:r>
+          <m:t>K</m:t>
+        </m:r>
+        <m:r>
+          <m:rPr>
+            <m:sty m:val="p"/>
+          </m:rPr>
+          <m:t>−</m:t>
+        </m:r>
+        <m:r>
+          <m:t>2</m:t>
+        </m:r>
+      </m:oMath>
+      <w:r>
+        <w:t xml:space="preserve"> </w:t>
+      </w:r>
+      <w:r>
+        <w:t xml:space="preserve">degrees of freedom</w:t>
+      </w:r>
+      <w:r>
+        <w:rPr>
+          <w:vertAlign w:val="superscript"/>
+        </w:rPr>
+        <w:t xml:space="preserve">22</w:t>
+      </w:r>
+      <w:r>
+        <w:t xml:space="preserve"> </w:t>
+      </w:r>
+      <w:r>
+        <w:t xml:space="preserve">restored Type I error to 6.6% at</w:t>
+      </w:r>
+      <w:r>
+        <w:t xml:space="preserve"> </w:t>
+      </w:r>
+      <m:oMath>
+        <m:r>
+          <m:t>K</m:t>
+        </m:r>
+        <m:r>
+          <m:rPr>
+            <m:sty m:val="p"/>
+          </m:rPr>
+          <m:t>=</m:t>
+        </m:r>
+        <m:r>
+          <m:t>12</m:t>
+        </m:r>
+      </m:oMath>
+      <w:r>
+        <w:t xml:space="preserve">. The two case-study conclusions are robust under both approaches (see Limitations below).</w:t>
       </w:r>
     </w:p>
     <w:p>
@@ -8063,6 +8329,72 @@
           <w:b/>
           <w:bCs/>
         </w:rPr>
+        <w:t xml:space="preserve">Non-exchangeable controls.</w:t>
+      </w:r>
+      <w:r>
+        <w:t xml:space="preserve"> </w:t>
+      </w:r>
+      <w:r>
+        <w:t xml:space="preserve">If the negative controls are affected by outcome-specific mechanisms that do not operate on the primary endpoint, the estimated bias distribution will misrepresent the bias affecting the primary analysis.</w:t>
+      </w:r>
+    </w:p>
+    <w:p>
+      <w:pPr>
+        <w:pStyle w:val="BodyText"/>
+      </w:pPr>
+      <w:r>
+        <w:rPr>
+          <w:b/>
+          <w:bCs/>
+        </w:rPr>
+        <w:t xml:space="preserve">Heterogeneous bias directions.</w:t>
+      </w:r>
+      <w:r>
+        <w:t xml:space="preserve"> </w:t>
+      </w:r>
+      <w:r>
+        <w:t xml:space="preserve">The empirical null model assumes the negative controls share a common bias direction. Opposite-direction bias attenuates</w:t>
+      </w:r>
+      <w:r>
+        <w:t xml:space="preserve"> </w:t>
+      </w:r>
+      <m:oMath>
+        <m:sSub>
+          <m:e>
+            <m:acc>
+              <m:accPr>
+                <m:chr m:val="̂"/>
+              </m:accPr>
+              <m:e>
+                <m:r>
+                  <m:t>μ</m:t>
+                </m:r>
+              </m:e>
+            </m:acc>
+          </m:e>
+          <m:sub>
+            <m:r>
+              <m:t>B</m:t>
+            </m:r>
+          </m:sub>
+        </m:sSub>
+      </m:oMath>
+      <w:r>
+        <w:t xml:space="preserve"> </w:t>
+      </w:r>
+      <w:r>
+        <w:t xml:space="preserve">toward zero, and BF becomes optimistic.</w:t>
+      </w:r>
+    </w:p>
+    <w:p>
+      <w:pPr>
+        <w:pStyle w:val="BodyText"/>
+      </w:pPr>
+      <w:r>
+        <w:rPr>
+          <w:b/>
+          <w:bCs/>
+        </w:rPr>
         <w:t xml:space="preserve">Small residual effects after calibration.</w:t>
       </w:r>
       <w:r>
@@ -8155,6 +8487,77 @@
       </w:pPr>
       <w:r>
         <w:t xml:space="preserve">Fourth, the negative control set has known limitations. Some controls share overlapping outcome definitions (the infection composite encompasses urinary tract infection and cellulitis), which reduces the effective number of independent controls. The fall control may carry a causal pathway through beta-blocker-induced bradycardia, although its observed protective association suggests confounding dominance. The leave-one-out analysis in which fall was excluded kept BF at 0.98, well above 0.5, so the primary conclusion is unchanged when this imperfect control is removed. The GDMT comparison uses the same 12 negative controls as the beta-blocker analysis; since GDMT spans multiple drug classes, its bias structure may differ, and an independent control set would strengthen the comparison.</w:t>
+      </w:r>
+    </w:p>
+    <w:p>
+      <w:pPr>
+        <w:pStyle w:val="BodyText"/>
+      </w:pPr>
+      <w:r>
+        <w:t xml:space="preserve">Fifth, the empirical null was estimated from only</w:t>
+      </w:r>
+      <w:r>
+        <w:t xml:space="preserve"> </w:t>
+      </w:r>
+      <m:oMath>
+        <m:r>
+          <m:t>K</m:t>
+        </m:r>
+        <m:r>
+          <m:rPr>
+            <m:sty m:val="p"/>
+          </m:rPr>
+          <m:t>=</m:t>
+        </m:r>
+        <m:r>
+          <m:t>12</m:t>
+        </m:r>
+      </m:oMath>
+      <w:r>
+        <w:t xml:space="preserve"> </w:t>
+      </w:r>
+      <w:r>
+        <w:t xml:space="preserve">negative controls, and plug-in calibrated p-values at this sample size are mildly anti-conservative (Type I error 11.4% versus the nominal 5% in our simulation; eAppendix 13). We therefore report a small-sample t-predictive sensitivity for the GDMT comparison. Under the t-reference distribution the GDMT calibrated p-value moved from 0.0066 (plug-in) to 0.0270 (t-predictive, df =</w:t>
+      </w:r>
+      <w:r>
+        <w:t xml:space="preserve"> </w:t>
+      </w:r>
+      <m:oMath>
+        <m:r>
+          <m:t>K</m:t>
+        </m:r>
+        <m:r>
+          <m:rPr>
+            <m:sty m:val="p"/>
+          </m:rPr>
+          <m:t>−</m:t>
+        </m:r>
+        <m:r>
+          <m:t>2</m:t>
+        </m:r>
+      </m:oMath>
+      <w:r>
+        <w:t xml:space="preserve">); the value remains below 0.05 but is materially closer to the threshold. A 2000-replicate resampling bootstrap of the 12 controls showed the GDMT plug-in p-value to be 95.9% below 0.05 across resamples (95% PI, 0.000 to 0.065), so the qualitative conclusion is robust under control resampling; the BB plug-in p-value was below 0.05 in 0% of resamples (95% PI, 0.444 to 0.989). Both point estimates and CIs should be read in light of the moderate precision afforded by</w:t>
+      </w:r>
+      <w:r>
+        <w:t xml:space="preserve"> </w:t>
+      </w:r>
+      <m:oMath>
+        <m:r>
+          <m:t>K</m:t>
+        </m:r>
+        <m:r>
+          <m:rPr>
+            <m:sty m:val="p"/>
+          </m:rPr>
+          <m:t>=</m:t>
+        </m:r>
+        <m:r>
+          <m:t>12</m:t>
+        </m:r>
+      </m:oMath>
+      <w:r>
+        <w:t xml:space="preserve">.</w:t>
       </w:r>
     </w:p>
     <w:p>
@@ -8431,7 +8834,7 @@
     </w:p>
     <w:bookmarkEnd w:id="56"/>
     <w:bookmarkEnd w:id="57"/>
-    <w:bookmarkStart w:id="101" w:name="references"/>
+    <w:bookmarkStart w:id="103" w:name="references"/>
     <w:p>
       <w:pPr>
         <w:pStyle w:val="Heading1"/>
@@ -8440,7 +8843,7 @@
         <w:t xml:space="preserve">References</w:t>
       </w:r>
     </w:p>
-    <w:bookmarkStart w:id="100" w:name="refs"/>
+    <w:bookmarkStart w:id="102" w:name="refs"/>
     <w:bookmarkStart w:id="59" w:name="ref-ren2026tte"/>
     <w:p>
       <w:pPr>
@@ -9736,8 +10139,48 @@
       </w:hyperlink>
     </w:p>
     <w:bookmarkEnd w:id="99"/>
-    <w:bookmarkEnd w:id="100"/>
+    <w:bookmarkStart w:id="101" w:name="ref-higgins2009reevaluation"/>
+    <w:p>
+      <w:pPr>
+        <w:pStyle w:val="Bibliography"/>
+      </w:pPr>
+      <w:r>
+        <w:t xml:space="preserve">22.</w:t>
+      </w:r>
+      <w:r>
+        <w:t xml:space="preserve"> </w:t>
+      </w:r>
+      <w:r>
+        <w:t xml:space="preserve">	</w:t>
+      </w:r>
+      <w:r>
+        <w:t xml:space="preserve">Higgins JPT, Thompson SG, Spiegelhalter DJ. A re-evaluation of random-effects meta-analysis.</w:t>
+      </w:r>
+      <w:r>
+        <w:t xml:space="preserve"> </w:t>
+      </w:r>
+      <w:r>
+        <w:rPr>
+          <w:i/>
+          <w:iCs/>
+        </w:rPr>
+        <w:t xml:space="preserve">Journal of the Royal Statistical Society Series A</w:t>
+      </w:r>
+      <w:r>
+        <w:t xml:space="preserve">. 2009;172(1):137-159. doi:</w:t>
+      </w:r>
+      <w:hyperlink r:id="rId100">
+        <w:r>
+          <w:rPr>
+            <w:rStyle w:val="Hyperlink"/>
+          </w:rPr>
+          <w:t xml:space="preserve">10.1111/j.1467-985X.2008.00552.x</w:t>
+        </w:r>
+      </w:hyperlink>
+    </w:p>
     <w:bookmarkEnd w:id="101"/>
+    <w:bookmarkEnd w:id="102"/>
+    <w:bookmarkEnd w:id="103"/>
     <w:sectPr>
       <w:footnotePr>
         <w:numRestart w:val="eachSect"/>
